--- a/policies/sources/health-safety-policy__Policy.docx
+++ b/policies/sources/health-safety-policy__Policy.docx
@@ -22,7 +22,7 @@
         <w:pStyle w:val="ListBullet"/>
       </w:pPr>
       <w:r>
-        <w:t>Comply with all legal and regulatory requirements governing health and safety management in</w:t>
+        <w:t>Comply with all legal and regulatory requirements governing health and safety management in the countries where we operate, as well as the requirements set forth in our Code of Conduct</w:t>
       </w:r>
     </w:p>
     <w:p>
@@ -30,7 +30,7 @@
         <w:pStyle w:val="ListBullet"/>
       </w:pPr>
       <w:r>
-        <w:t>the countries where we operate, as well as the requirements set forth in our Code of Conduct</w:t>
+        <w:t>Promote local management of our companies to be responsible for setting up management systems and local organization to ensure continuous implementation of health and safety requirements, a local Emergency Response Plan and for providing safe and healthy work environment and facilities</w:t>
       </w:r>
     </w:p>
     <w:p>
@@ -38,47 +38,7 @@
         <w:pStyle w:val="ListBullet"/>
       </w:pPr>
       <w:r>
-        <w:t>Promote  local  management  of  our  companies  to  be  responsible  for  setting  up  management</w:t>
-      </w:r>
-    </w:p>
-    <w:p>
-      <w:pPr>
-        <w:pStyle w:val="ListBullet"/>
-      </w:pPr>
-      <w:r>
-        <w:t>systems  and  local  organization  to  ensure  continuous  implementation  of  health  and  safety</w:t>
-      </w:r>
-    </w:p>
-    <w:p>
-      <w:pPr>
-        <w:pStyle w:val="ListBullet"/>
-      </w:pPr>
-      <w:r>
-        <w:t>requirements, a local Emergency Response Plan and for providing safe and healthy work environment</w:t>
-      </w:r>
-    </w:p>
-    <w:p>
-      <w:pPr>
-        <w:pStyle w:val="ListBullet"/>
-      </w:pPr>
-      <w:r>
-        <w:t>and facilities</w:t>
-      </w:r>
-    </w:p>
-    <w:p>
-      <w:pPr>
-        <w:pStyle w:val="ListBullet"/>
-      </w:pPr>
-      <w:r>
-        <w:t>Develop, implement, and review a health and safety risk assessment on a regular basis. Tasks and</w:t>
-      </w:r>
-    </w:p>
-    <w:p>
-      <w:pPr>
-        <w:pStyle w:val="ListBullet"/>
-      </w:pPr>
-      <w:r>
-        <w:t>working areas must be assessed for risks</w:t>
+        <w:t>Develop, implement, and review a health and safety risk assessment on a regular basis. Tasks and working areas must be assessed for risks</w:t>
       </w:r>
     </w:p>
     <w:p>
@@ -94,7 +54,7 @@
         <w:pStyle w:val="ListBullet"/>
       </w:pPr>
       <w:r>
-        <w:t>Ensure that the responsibility of health and safety matters is properly assigned, accepted, and</w:t>
+        <w:t>Ensure that the responsibility of health and safety matters is properly assigned, accepted, and fulfilled at all levels of the organisation</w:t>
       </w:r>
     </w:p>
     <w:p>
@@ -102,7 +62,7 @@
         <w:pStyle w:val="ListBullet"/>
       </w:pPr>
       <w:r>
-        <w:t>fulfilled at all levels of the organisation</w:t>
+        <w:t>Encourage consultation and participation, raise awareness and train employees in health and safety matters</w:t>
       </w:r>
     </w:p>
     <w:p>
@@ -110,31 +70,7 @@
         <w:pStyle w:val="ListBullet"/>
       </w:pPr>
       <w:r>
-        <w:t>Encourage  consultation  and  participation,  raise  awareness  and  train  employees  in  health  and</w:t>
-      </w:r>
-    </w:p>
-    <w:p>
-      <w:pPr>
-        <w:pStyle w:val="ListBullet"/>
-      </w:pPr>
-      <w:r>
-        <w:t>safety matters</w:t>
-      </w:r>
-    </w:p>
-    <w:p>
-      <w:pPr>
-        <w:pStyle w:val="ListBullet"/>
-      </w:pPr>
-      <w:r>
-        <w:t>Consider the health and safety impact in the design or improvements to facilities, equipment,</w:t>
-      </w:r>
-    </w:p>
-    <w:p>
-      <w:pPr>
-        <w:pStyle w:val="ListBullet"/>
-      </w:pPr>
-      <w:r>
-        <w:t>systems, and processes</w:t>
+        <w:t>Consider the health and safety impact in the design or improvements to facilities, equipment, systems, and processes</w:t>
       </w:r>
     </w:p>
     <w:p>
@@ -142,6 +78,83 @@
         <w:t>This policy applies to all BioMar Group operating companies in which BioMar maintains operational control. It will be periodically reviewed by the BioMar Global Management Team and updated as appropriate to ensure our objectives are achieved. Revisions will be published and brought to the attention of all employees and relevant parties.</w:t>
       </w:r>
     </w:p>
+    <w:tbl>
+      <w:tblPr>
+        <w:tblStyle w:val="TableGrid"/>
+        <w:tblW w:type="auto" w:w="0"/>
+        <w:tblLook w:firstColumn="1" w:firstRow="1" w:lastColumn="0" w:lastRow="0" w:noHBand="0" w:noVBand="1" w:val="04A0"/>
+      </w:tblPr>
+      <w:tblGrid>
+        <w:gridCol w:w="2880"/>
+        <w:gridCol w:w="2880"/>
+        <w:gridCol w:w="2880"/>
+      </w:tblGrid>
+      <w:tr>
+        <w:tc>
+          <w:tcPr>
+            <w:tcW w:type="dxa" w:w="2880"/>
+          </w:tcPr>
+          <w:p>
+            <w:r>
+              <w:t>Version 1:</w:t>
+            </w:r>
+          </w:p>
+        </w:tc>
+        <w:tc>
+          <w:tcPr>
+            <w:tcW w:type="dxa" w:w="2880"/>
+          </w:tcPr>
+          <w:p>
+            <w:r>
+              <w:t>20-01-2026 Own</w:t>
+            </w:r>
+          </w:p>
+        </w:tc>
+        <w:tc>
+          <w:tcPr>
+            <w:tcW w:type="dxa" w:w="2880"/>
+          </w:tcPr>
+          <w:p>
+            <w:r>
+              <w:t>er: People, Purpose &amp; Communication</w:t>
+            </w:r>
+          </w:p>
+        </w:tc>
+      </w:tr>
+      <w:tr>
+        <w:tc>
+          <w:tcPr>
+            <w:tcW w:type="dxa" w:w="2880"/>
+          </w:tcPr>
+          <w:p>
+            <w:r>
+              <w:t>Approval date:</w:t>
+            </w:r>
+          </w:p>
+        </w:tc>
+        <w:tc>
+          <w:tcPr>
+            <w:tcW w:type="dxa" w:w="2880"/>
+          </w:tcPr>
+          <w:p>
+            <w:r>
+              <w:t>20-01-2026 Appr</w:t>
+            </w:r>
+          </w:p>
+        </w:tc>
+        <w:tc>
+          <w:tcPr>
+            <w:tcW w:type="dxa" w:w="2880"/>
+          </w:tcPr>
+          <w:p>
+            <w:r>
+              <w:t>over: Executive Committee</w:t>
+            </w:r>
+          </w:p>
+        </w:tc>
+      </w:tr>
+    </w:tbl>
+    <w:p/>
     <w:sectPr>
       <w:pgSz w:w="12240" w:h="15840"/>
       <w:pgMar w:top="1440" w:right="1800" w:bottom="1440" w:left="1800" w:header="720" w:footer="720" w:gutter="0"/>

--- a/policies/sources/health-safety-policy__Policy.docx
+++ b/policies/sources/health-safety-policy__Policy.docx
@@ -78,83 +78,6 @@
         <w:t>This policy applies to all BioMar Group operating companies in which BioMar maintains operational control. It will be periodically reviewed by the BioMar Global Management Team and updated as appropriate to ensure our objectives are achieved. Revisions will be published and brought to the attention of all employees and relevant parties.</w:t>
       </w:r>
     </w:p>
-    <w:tbl>
-      <w:tblPr>
-        <w:tblStyle w:val="TableGrid"/>
-        <w:tblW w:type="auto" w:w="0"/>
-        <w:tblLook w:firstColumn="1" w:firstRow="1" w:lastColumn="0" w:lastRow="0" w:noHBand="0" w:noVBand="1" w:val="04A0"/>
-      </w:tblPr>
-      <w:tblGrid>
-        <w:gridCol w:w="2880"/>
-        <w:gridCol w:w="2880"/>
-        <w:gridCol w:w="2880"/>
-      </w:tblGrid>
-      <w:tr>
-        <w:tc>
-          <w:tcPr>
-            <w:tcW w:type="dxa" w:w="2880"/>
-          </w:tcPr>
-          <w:p>
-            <w:r>
-              <w:t>Version 1:</w:t>
-            </w:r>
-          </w:p>
-        </w:tc>
-        <w:tc>
-          <w:tcPr>
-            <w:tcW w:type="dxa" w:w="2880"/>
-          </w:tcPr>
-          <w:p>
-            <w:r>
-              <w:t>20-01-2026 Own</w:t>
-            </w:r>
-          </w:p>
-        </w:tc>
-        <w:tc>
-          <w:tcPr>
-            <w:tcW w:type="dxa" w:w="2880"/>
-          </w:tcPr>
-          <w:p>
-            <w:r>
-              <w:t>er: People, Purpose &amp; Communication</w:t>
-            </w:r>
-          </w:p>
-        </w:tc>
-      </w:tr>
-      <w:tr>
-        <w:tc>
-          <w:tcPr>
-            <w:tcW w:type="dxa" w:w="2880"/>
-          </w:tcPr>
-          <w:p>
-            <w:r>
-              <w:t>Approval date:</w:t>
-            </w:r>
-          </w:p>
-        </w:tc>
-        <w:tc>
-          <w:tcPr>
-            <w:tcW w:type="dxa" w:w="2880"/>
-          </w:tcPr>
-          <w:p>
-            <w:r>
-              <w:t>20-01-2026 Appr</w:t>
-            </w:r>
-          </w:p>
-        </w:tc>
-        <w:tc>
-          <w:tcPr>
-            <w:tcW w:type="dxa" w:w="2880"/>
-          </w:tcPr>
-          <w:p>
-            <w:r>
-              <w:t>over: Executive Committee</w:t>
-            </w:r>
-          </w:p>
-        </w:tc>
-      </w:tr>
-    </w:tbl>
-    <w:p/>
     <w:sectPr>
       <w:pgSz w:w="12240" w:h="15840"/>
       <w:pgMar w:top="1440" w:right="1800" w:bottom="1440" w:left="1800" w:header="720" w:footer="720" w:gutter="0"/>

--- a/policies/sources/health-safety-policy__Policy.docx
+++ b/policies/sources/health-safety-policy__Policy.docx
@@ -4,16 +4,25 @@
   <w:body>
     <w:p>
       <w:r>
+        <w:rPr>
+          <w:b/>
+        </w:rPr>
         <w:t>As a global solution provider of high performance aquafeeds, we are committed to operating responsibly in the direct operations we control, and throughout the wider supply chain that we can influence. Ensuring the health and safety of our employees is our top priority as we are committed to promote and protect human rights.</w:t>
       </w:r>
     </w:p>
     <w:p>
       <w:r>
+        <w:rPr>
+          <w:b/>
+        </w:rPr>
         <w:t>BioMar strives to secure the health and welfare of our people, providing good working conditions so that all employees can return home to their families without injuries and health related issues caused by factors inherent in the workplace.</w:t>
       </w:r>
     </w:p>
     <w:p>
       <w:r>
+        <w:rPr>
+          <w:b w:val="0"/>
+        </w:rPr>
         <w:t>At BioMar, we will:</w:t>
       </w:r>
     </w:p>
@@ -75,6 +84,9 @@
     </w:p>
     <w:p>
       <w:r>
+        <w:rPr>
+          <w:b w:val="0"/>
+        </w:rPr>
         <w:t>This policy applies to all BioMar Group operating companies in which BioMar maintains operational control. It will be periodically reviewed by the BioMar Global Management Team and updated as appropriate to ensure our objectives are achieved. Revisions will be published and brought to the attention of all employees and relevant parties.</w:t>
       </w:r>
     </w:p>

--- a/policies/sources/health-safety-policy__Policy.docx
+++ b/policies/sources/health-safety-policy__Policy.docx
@@ -20,9 +20,6 @@
     </w:p>
     <w:p>
       <w:r>
-        <w:rPr>
-          <w:b w:val="0"/>
-        </w:rPr>
         <w:t>At BioMar, we will:</w:t>
       </w:r>
     </w:p>
@@ -84,9 +81,6 @@
     </w:p>
     <w:p>
       <w:r>
-        <w:rPr>
-          <w:b w:val="0"/>
-        </w:rPr>
         <w:t>This policy applies to all BioMar Group operating companies in which BioMar maintains operational control. It will be periodically reviewed by the BioMar Global Management Team and updated as appropriate to ensure our objectives are achieved. Revisions will be published and brought to the attention of all employees and relevant parties.</w:t>
       </w:r>
     </w:p>
